--- a/tools/Промты_значки_умений_профессий.docx
+++ b/tools/Промты_значки_умений_профессий.docx
@@ -73,7 +73,7 @@
         <w:rPr>
           <w:rFonts w:ascii="Calibri" w:cs="Calibri" w:eastAsia="Calibri" w:hAnsi="Calibri"/>
         </w:rPr>
-        <w:t xml:space="preserve">1. Страж ← Holy Warrior (Светлые эльфы)</w:t>
+        <w:t xml:space="preserve">1. Мечник ← Holy Warrior (Светлые эльфы)</w:t>
       </w:r>
     </w:p>
     <w:p>
@@ -1147,7 +1147,7 @@
         <w:rPr>
           <w:rFonts w:ascii="Calibri" w:cs="Calibri" w:eastAsia="Calibri" w:hAnsi="Calibri"/>
         </w:rPr>
-        <w:t xml:space="preserve">2. Жрец ← Cleric (Светлые эльфы)</w:t>
+        <w:t xml:space="preserve">2. Волшебник ← Cleric (Светлые эльфы)</w:t>
       </w:r>
     </w:p>
     <w:p>
@@ -2221,7 +2221,7 @@
         <w:rPr>
           <w:rFonts w:ascii="Calibri" w:cs="Calibri" w:eastAsia="Calibri" w:hAnsi="Calibri"/>
         </w:rPr>
-        <w:t xml:space="preserve">3. Укротитель ← Breeder (Светлые эльфы)</w:t>
+        <w:t xml:space="preserve">3. Зверолов ← Breeder (Светлые эльфы)</w:t>
       </w:r>
     </w:p>
     <w:p>
@@ -2878,7 +2878,7 @@
         <w:rPr>
           <w:rFonts w:ascii="Calibri" w:cs="Calibri" w:eastAsia="Calibri" w:hAnsi="Calibri"/>
         </w:rPr>
-        <w:t xml:space="preserve">4. Чернокнижник ← Dark Magician (Тёмные эльфы)</w:t>
+        <w:t xml:space="preserve">4. Неофит ← Dark Magician (Тёмные эльфы)</w:t>
       </w:r>
     </w:p>
     <w:p>
@@ -3952,7 +3952,7 @@
         <w:rPr>
           <w:rFonts w:ascii="Calibri" w:cs="Calibri" w:eastAsia="Calibri" w:hAnsi="Calibri"/>
         </w:rPr>
-        <w:t xml:space="preserve">5. Призыватель ← Sorcerer (Тёмные эльфы)</w:t>
+        <w:t xml:space="preserve">5. Адепт ← Sorcerer (Тёмные эльфы)</w:t>
       </w:r>
     </w:p>
     <w:p>
@@ -6178,7 +6178,7 @@
         <w:rPr>
           <w:rFonts w:ascii="Calibri" w:cs="Calibri" w:eastAsia="Calibri" w:hAnsi="Calibri"/>
         </w:rPr>
-        <w:t xml:space="preserve">8. Друид ← Spell Singer (Люди)</w:t>
+        <w:t xml:space="preserve">8. Колдун ← Spell Singer (Люди)</w:t>
       </w:r>
     </w:p>
     <w:p>
